--- a/Xceed.Words.NET.Examples/Samples/Hyperlink/Output/Hyperlinks.docx
+++ b/Xceed.Words.NET.Examples/Samples/Hyperlink/Output/Hyperlinks.docx
@@ -9,7 +9,7 @@
       </w:pPr>
       <w:r>
         <w:rPr>
-          <w:lang w:val="en-US"/>
+          <w:lang w:val="en-CA"/>
           <w:sz w:val="30"/>
           <w:szCs w:val="30"/>
         </w:rPr>
@@ -22,11 +22,11 @@
       </w:pPr>
       <w:r>
         <w:rPr>
-          <w:lang w:val="en-US"/>
+          <w:lang w:val="en-CA"/>
         </w:rPr>
         <w:t xml:space="preserve">The </w:t>
       </w:r>
-      <w:hyperlink r:id="R630f21d0108644cb" w:history="1">
+      <w:hyperlink r:id="R78f4b72d698648c6" w:history="1">
         <w:r>
           <w:rPr>
             <w:rStyle w:val="Hyperlink"/>
@@ -36,7 +36,7 @@
       </w:hyperlink>
       <w:r>
         <w:rPr>
-          <w:lang w:val="en-US"/>
+          <w:lang w:val="en-CA"/>
         </w:rPr>
         <w:t xml:space="preserve"> hyperlink has been inserted in this paragraph.</w:t>
       </w:r>
@@ -47,13 +47,13 @@
       </w:pPr>
       <w:r>
         <w:rPr>
-          <w:lang w:val="en-US"/>
+          <w:lang w:val="en-CA"/>
           <w:color w:val="0000FF"/>
           <w:u w:val="single"/>
         </w:rPr>
         <w:t xml:space="preserve">A formatted hyperlink has been added at the end of this paragraph: </w:t>
       </w:r>
-      <w:hyperlink r:id="R630f21d0108644cb" w:history="1">
+      <w:hyperlink r:id="R78f4b72d698648c6" w:history="1">
         <w:r>
           <w:rPr>
             <w:rStyle w:val="Hyperlink"/>
@@ -73,7 +73,7 @@
       </w:pPr>
       <w:r>
         <w:rPr>
-          <w:lang w:val="en-US"/>
+          <w:lang w:val="en-CA"/>
           <w:color w:val="FF0000"/>
           <w:u w:val="single"/>
         </w:rPr>
@@ -97,7 +97,7 @@
       <w:pPr/>
       <w:r>
         <w:rPr>
-          <w:lang w:val="en-US"/>
+          <w:lang w:val="en-CA"/>
           <w:color w:val="008000"/>
           <w:u w:val="single"/>
           <w:i/>
@@ -111,7 +111,7 @@
       </w:pPr>
       <w:r>
         <w:rPr>
-          <w:lang w:val="en-US"/>
+          <w:lang w:val="en-CA"/>
         </w:rPr>
         <w:t>This is a paragraph containing a</w:t>
       </w:r>
@@ -146,7 +146,7 @@
         <w:rFonts w:asciiTheme="minorHAnsi" w:eastAsiaTheme="minorHAnsi" w:hAnsiTheme="minorHAnsi" w:cstheme="minorBidi"/>
         <w:sz w:val="22"/>
         <w:szCs w:val="22"/>
-        <w:lang w:val="en-US" w:eastAsia="en-US" w:bidi="ar-SA"/>
+        <w:lang w:val="en-CA" w:eastAsia="en-US" w:bidi="ar-SA"/>
       </w:rPr>
     </w:rPrDefault>
     <w:pPrDefault/>
